--- a/lab_suite/labs/00_02_Favorites/submissions/answers.docx
+++ b/lab_suite/labs/00_02_Favorites/submissions/answers.docx
@@ -8,16 +8,420 @@
       </w:r>
     </w:p>
     <w:p>
-      <w:r>
-        <w:t>bluetooth</w:t>
+      <w:pPr>
+        <w:rPr>
+          <w:lang w:val="de-DE"/>
+        </w:rPr>
+      </w:pPr>
+      <w:r>
+        <w:rPr>
+          <w:lang w:val="de-DE"/>
+        </w:rPr>
+        <w:t>Vehicle-</w:t>
+      </w:r>
+      <w:proofErr w:type="spellStart"/>
+      <w:r>
+        <w:rPr>
+          <w:lang w:val="de-DE"/>
+        </w:rPr>
+        <w:t>to</w:t>
+      </w:r>
+      <w:proofErr w:type="spellEnd"/>
+      <w:r>
+        <w:rPr>
+          <w:lang w:val="de-DE"/>
+        </w:rPr>
+        <w:t>-</w:t>
+      </w:r>
+      <w:proofErr w:type="spellStart"/>
+      <w:r>
+        <w:rPr>
+          <w:lang w:val="de-DE"/>
+        </w:rPr>
+        <w:t>Everything</w:t>
+      </w:r>
+      <w:proofErr w:type="spellEnd"/>
+      <w:r>
+        <w:rPr>
+          <w:lang w:val="de-DE"/>
+        </w:rPr>
+        <w:t xml:space="preserve"> (V2X) Communications </w:t>
       </w:r>
     </w:p>
     <w:p>
+      <w:pPr>
+        <w:rPr>
+          <w:lang w:val="de-DE"/>
+        </w:rPr>
+      </w:pPr>
+      <w:r>
+        <w:rPr>
+          <w:lang w:val="de-DE"/>
+        </w:rPr>
+        <w:t>Di</w:t>
+      </w:r>
+      <w:r>
+        <w:rPr>
+          <w:lang w:val="de-DE"/>
+        </w:rPr>
+        <w:t>ese Technologie</w:t>
+      </w:r>
+      <w:r>
+        <w:rPr>
+          <w:lang w:val="de-DE"/>
+        </w:rPr>
+        <w:t xml:space="preserve"> er</w:t>
+      </w:r>
+      <w:r>
+        <w:rPr>
+          <w:lang w:val="de-DE"/>
+        </w:rPr>
+        <w:t>möglicht</w:t>
+      </w:r>
+      <w:r>
+        <w:rPr>
+          <w:lang w:val="de-DE"/>
+        </w:rPr>
+        <w:t xml:space="preserve"> </w:t>
+      </w:r>
+      <w:r>
+        <w:rPr>
+          <w:lang w:val="de-DE"/>
+        </w:rPr>
+        <w:t>di</w:t>
+      </w:r>
+      <w:r>
+        <w:rPr>
+          <w:lang w:val="de-DE"/>
+        </w:rPr>
+        <w:t xml:space="preserve">e Kommunikation zwischen Autos, Fahrrädern, </w:t>
+      </w:r>
+      <w:r>
+        <w:rPr>
+          <w:lang w:val="de-DE"/>
+        </w:rPr>
+        <w:t xml:space="preserve">Fußgängern </w:t>
+      </w:r>
+      <w:r>
+        <w:rPr>
+          <w:lang w:val="de-DE"/>
+        </w:rPr>
+        <w:t xml:space="preserve">und Ampeln, um den Verkehr schneller und sicherer zu </w:t>
+      </w:r>
+      <w:r>
+        <w:rPr>
+          <w:lang w:val="de-DE"/>
+        </w:rPr>
+        <w:t>gestalten</w:t>
+      </w:r>
+      <w:r>
+        <w:rPr>
+          <w:lang w:val="de-DE"/>
+        </w:rPr>
+        <w:t xml:space="preserve">. </w:t>
+      </w:r>
+      <w:r>
+        <w:rPr>
+          <w:lang w:val="de-DE"/>
+        </w:rPr>
+        <w:t xml:space="preserve">Es gibt dafür verschiedene </w:t>
+      </w:r>
+      <w:r>
+        <w:rPr>
+          <w:lang w:val="de-DE"/>
+        </w:rPr>
+        <w:t>Anwendungsfälle</w:t>
+      </w:r>
+      <w:r>
+        <w:rPr>
+          <w:lang w:val="de-DE"/>
+        </w:rPr>
+        <w:t>, wie</w:t>
+      </w:r>
+      <w:r>
+        <w:rPr>
+          <w:lang w:val="de-DE"/>
+        </w:rPr>
+        <w:t xml:space="preserve"> z.B.</w:t>
+      </w:r>
+      <w:r>
+        <w:rPr>
+          <w:lang w:val="de-DE"/>
+        </w:rPr>
+        <w:t xml:space="preserve"> Forward </w:t>
+      </w:r>
+      <w:proofErr w:type="spellStart"/>
+      <w:r>
+        <w:rPr>
+          <w:lang w:val="de-DE"/>
+        </w:rPr>
+        <w:t>Collision</w:t>
+      </w:r>
+      <w:proofErr w:type="spellEnd"/>
+      <w:r>
+        <w:rPr>
+          <w:lang w:val="de-DE"/>
+        </w:rPr>
+        <w:t xml:space="preserve"> </w:t>
+      </w:r>
+      <w:proofErr w:type="spellStart"/>
+      <w:r>
+        <w:rPr>
+          <w:lang w:val="de-DE"/>
+        </w:rPr>
+        <w:t>Warning</w:t>
+      </w:r>
+      <w:proofErr w:type="spellEnd"/>
+      <w:r>
+        <w:rPr>
+          <w:lang w:val="de-DE"/>
+        </w:rPr>
+        <w:t xml:space="preserve">, Signal </w:t>
+      </w:r>
+      <w:proofErr w:type="spellStart"/>
+      <w:r>
+        <w:rPr>
+          <w:lang w:val="de-DE"/>
+        </w:rPr>
+        <w:t>Priority</w:t>
+      </w:r>
+      <w:proofErr w:type="spellEnd"/>
+      <w:r>
+        <w:rPr>
+          <w:lang w:val="de-DE"/>
+        </w:rPr>
+        <w:t xml:space="preserve"> </w:t>
+      </w:r>
+      <w:proofErr w:type="spellStart"/>
+      <w:r>
+        <w:rPr>
+          <w:lang w:val="de-DE"/>
+        </w:rPr>
+        <w:t>for</w:t>
+      </w:r>
+      <w:proofErr w:type="spellEnd"/>
+      <w:r>
+        <w:rPr>
+          <w:lang w:val="de-DE"/>
+        </w:rPr>
+        <w:t xml:space="preserve"> School Buses </w:t>
+      </w:r>
+      <w:r>
+        <w:rPr>
+          <w:lang w:val="de-DE"/>
+        </w:rPr>
+        <w:t>u</w:t>
+      </w:r>
+      <w:r>
+        <w:rPr>
+          <w:lang w:val="de-DE"/>
+        </w:rPr>
+        <w:t xml:space="preserve">nd </w:t>
+      </w:r>
+      <w:proofErr w:type="spellStart"/>
+      <w:r>
+        <w:rPr>
+          <w:lang w:val="de-DE"/>
+        </w:rPr>
+        <w:t>Pedestrian</w:t>
+      </w:r>
+      <w:proofErr w:type="spellEnd"/>
+      <w:r>
+        <w:rPr>
+          <w:lang w:val="de-DE"/>
+        </w:rPr>
+        <w:t xml:space="preserve"> Signal System, </w:t>
+      </w:r>
+      <w:r>
+        <w:rPr>
+          <w:lang w:val="de-DE"/>
+        </w:rPr>
+        <w:t>die</w:t>
+      </w:r>
+      <w:r>
+        <w:rPr>
+          <w:lang w:val="de-DE"/>
+        </w:rPr>
+        <w:t xml:space="preserve"> </w:t>
+      </w:r>
+      <w:r>
+        <w:rPr>
+          <w:lang w:val="de-DE"/>
+        </w:rPr>
+        <w:t>v</w:t>
+      </w:r>
+      <w:r>
+        <w:rPr>
+          <w:lang w:val="de-DE"/>
+        </w:rPr>
+        <w:t xml:space="preserve">iele Leben retten können. </w:t>
+      </w:r>
+    </w:p>
+    <w:p>
+      <w:pPr>
+        <w:rPr>
+          <w:lang w:val="de-DE"/>
+        </w:rPr>
+      </w:pPr>
+      <w:r>
+        <w:rPr>
+          <w:lang w:val="de-DE"/>
+        </w:rPr>
+        <w:t xml:space="preserve">Für die Umsetzung </w:t>
+      </w:r>
+      <w:r>
+        <w:rPr>
+          <w:lang w:val="de-DE"/>
+        </w:rPr>
+        <w:t xml:space="preserve">sind </w:t>
+      </w:r>
+      <w:proofErr w:type="spellStart"/>
+      <w:r>
+        <w:rPr>
+          <w:lang w:val="de-DE"/>
+        </w:rPr>
+        <w:t>Roadside</w:t>
+      </w:r>
+      <w:proofErr w:type="spellEnd"/>
+      <w:r>
+        <w:rPr>
+          <w:lang w:val="de-DE"/>
+        </w:rPr>
+        <w:t xml:space="preserve"> Units (RSU) und verschiedene Sensoren erforderlich</w:t>
+      </w:r>
+      <w:r>
+        <w:rPr>
+          <w:lang w:val="de-DE"/>
+        </w:rPr>
+        <w:t xml:space="preserve">. </w:t>
+      </w:r>
+      <w:r>
+        <w:rPr>
+          <w:lang w:val="de-DE"/>
+        </w:rPr>
+        <w:t xml:space="preserve">In China </w:t>
+      </w:r>
+      <w:r>
+        <w:rPr>
+          <w:lang w:val="de-DE"/>
+        </w:rPr>
+        <w:t xml:space="preserve">sind schon neue Wagen mit </w:t>
+      </w:r>
+      <w:proofErr w:type="spellStart"/>
+      <w:r>
+        <w:rPr>
+          <w:lang w:val="de-DE"/>
+        </w:rPr>
+        <w:t>Cellular</w:t>
+      </w:r>
+      <w:proofErr w:type="spellEnd"/>
+      <w:r>
+        <w:rPr>
+          <w:lang w:val="de-DE"/>
+        </w:rPr>
+        <w:t xml:space="preserve"> </w:t>
+      </w:r>
+      <w:proofErr w:type="spellStart"/>
+      <w:r>
+        <w:rPr>
+          <w:lang w:val="de-DE"/>
+        </w:rPr>
+        <w:t>connectivity</w:t>
+      </w:r>
+      <w:proofErr w:type="spellEnd"/>
+      <w:r>
+        <w:rPr>
+          <w:lang w:val="de-DE"/>
+        </w:rPr>
+        <w:t xml:space="preserve"> ausgerüstet</w:t>
+      </w:r>
+      <w:r>
+        <w:rPr>
+          <w:lang w:val="de-DE"/>
+        </w:rPr>
+        <w:t>.</w:t>
+      </w:r>
+    </w:p>
+    <w:p>
       <w:r>
         <w:t>Füge eine kurze Web-Recherche über dein bevorzugtes Thema hier ein:</w:t>
       </w:r>
     </w:p>
-    <w:p/>
+    <w:p>
+      <w:r>
+        <w:t>https://www.itskrs.its.dot.gov/success-strategies/snapshot/vehicle-everything-v2x-communications</w:t>
+      </w:r>
+    </w:p>
+    <w:p>
+      <w:hyperlink r:id="rId4" w:history="1">
+        <w:r>
+          <w:rPr>
+            <w:rStyle w:val="Hyperlink"/>
+          </w:rPr>
+          <w:t>https://www.qualcomm.com/news/onq/2021/03/c-v2x-brings-enhanced-safety-and-efficiency-chinas-roads</w:t>
+        </w:r>
+      </w:hyperlink>
+    </w:p>
+    <w:p>
+      <w:r>
+        <w:t>https://builtin.com/sites/www.builtin.com/files/2022-11/smart-car-transportation-tech-v2x-technology.png</w:t>
+      </w:r>
+    </w:p>
+    <w:p>
+      <w:r>
+        <w:rPr>
+          <w:noProof/>
+        </w:rPr>
+        <w:drawing>
+          <wp:inline distT="0" distB="0" distL="0" distR="0" wp14:anchorId="78BFF880" wp14:editId="288314DF">
+            <wp:extent cx="5760720" cy="3240405"/>
+            <wp:effectExtent l="0" t="0" r="0" b="0"/>
+            <wp:docPr id="293761111" name="Picture 1" descr="What Is Vehicle to Everything (V2X)? | Built In"/>
+            <wp:cNvGraphicFramePr>
+              <a:graphicFrameLocks xmlns:a="http://schemas.openxmlformats.org/drawingml/2006/main" noChangeAspect="1"/>
+            </wp:cNvGraphicFramePr>
+            <a:graphic xmlns:a="http://schemas.openxmlformats.org/drawingml/2006/main">
+              <a:graphicData uri="http://schemas.openxmlformats.org/drawingml/2006/picture">
+                <pic:pic xmlns:pic="http://schemas.openxmlformats.org/drawingml/2006/picture">
+                  <pic:nvPicPr>
+                    <pic:cNvPr id="0" name="Picture 1" descr="What Is Vehicle to Everything (V2X)? | Built In"/>
+                    <pic:cNvPicPr>
+                      <a:picLocks noChangeAspect="1" noChangeArrowheads="1"/>
+                    </pic:cNvPicPr>
+                  </pic:nvPicPr>
+                  <pic:blipFill>
+                    <a:blip r:embed="rId5" cstate="print">
+                      <a:extLst>
+                        <a:ext uri="{28A0092B-C50C-407E-A947-70E740481C1C}">
+                          <a14:useLocalDpi xmlns:a14="http://schemas.microsoft.com/office/drawing/2010/main" val="0"/>
+                        </a:ext>
+                      </a:extLst>
+                    </a:blip>
+                    <a:srcRect/>
+                    <a:stretch>
+                      <a:fillRect/>
+                    </a:stretch>
+                  </pic:blipFill>
+                  <pic:spPr bwMode="auto">
+                    <a:xfrm>
+                      <a:off x="0" y="0"/>
+                      <a:ext cx="5760720" cy="3240405"/>
+                    </a:xfrm>
+                    <a:prstGeom prst="rect">
+                      <a:avLst/>
+                    </a:prstGeom>
+                    <a:noFill/>
+                    <a:ln>
+                      <a:noFill/>
+                    </a:ln>
+                  </pic:spPr>
+                </pic:pic>
+              </a:graphicData>
+            </a:graphic>
+          </wp:inline>
+        </w:drawing>
+      </w:r>
+    </w:p>
     <w:sectPr>
       <w:pgSz w:w="11906" w:h="16838"/>
       <w:pgMar w:top="1417" w:right="1417" w:bottom="1134" w:left="1417" w:header="708" w:footer="708" w:gutter="0"/>
@@ -425,15 +829,15 @@
     <w:lsdException w:name="Unresolved Mention" w:semiHidden="1" w:unhideWhenUsed="1"/>
     <w:lsdException w:name="Smart Link" w:semiHidden="1" w:unhideWhenUsed="1"/>
   </w:latentStyles>
-  <w:style w:type="paragraph" w:default="1" w:styleId="Standard">
+  <w:style w:type="paragraph" w:default="1" w:styleId="Normal">
     <w:name w:val="Normal"/>
     <w:qFormat/>
   </w:style>
-  <w:style w:type="paragraph" w:styleId="berschrift1">
+  <w:style w:type="paragraph" w:styleId="Heading1">
     <w:name w:val="heading 1"/>
-    <w:basedOn w:val="Standard"/>
-    <w:next w:val="Standard"/>
-    <w:link w:val="berschrift1Zchn"/>
+    <w:basedOn w:val="Normal"/>
+    <w:next w:val="Normal"/>
+    <w:link w:val="Heading1Char"/>
     <w:uiPriority w:val="9"/>
     <w:qFormat/>
     <w:rsid w:val="00DF6C0D"/>
@@ -450,11 +854,11 @@
       <w:szCs w:val="36"/>
     </w:rPr>
   </w:style>
-  <w:style w:type="paragraph" w:styleId="berschrift2">
+  <w:style w:type="paragraph" w:styleId="Heading2">
     <w:name w:val="heading 2"/>
-    <w:basedOn w:val="Standard"/>
-    <w:next w:val="Standard"/>
-    <w:link w:val="berschrift2Zchn"/>
+    <w:basedOn w:val="Normal"/>
+    <w:next w:val="Normal"/>
+    <w:link w:val="Heading2Char"/>
     <w:uiPriority w:val="9"/>
     <w:semiHidden/>
     <w:unhideWhenUsed/>
@@ -473,11 +877,11 @@
       <w:szCs w:val="29"/>
     </w:rPr>
   </w:style>
-  <w:style w:type="paragraph" w:styleId="berschrift3">
+  <w:style w:type="paragraph" w:styleId="Heading3">
     <w:name w:val="heading 3"/>
-    <w:basedOn w:val="Standard"/>
-    <w:next w:val="Standard"/>
-    <w:link w:val="berschrift3Zchn"/>
+    <w:basedOn w:val="Normal"/>
+    <w:next w:val="Normal"/>
+    <w:link w:val="Heading3Char"/>
     <w:uiPriority w:val="9"/>
     <w:semiHidden/>
     <w:unhideWhenUsed/>
@@ -496,11 +900,11 @@
       <w:szCs w:val="25"/>
     </w:rPr>
   </w:style>
-  <w:style w:type="paragraph" w:styleId="berschrift4">
+  <w:style w:type="paragraph" w:styleId="Heading4">
     <w:name w:val="heading 4"/>
-    <w:basedOn w:val="Standard"/>
-    <w:next w:val="Standard"/>
-    <w:link w:val="berschrift4Zchn"/>
+    <w:basedOn w:val="Normal"/>
+    <w:next w:val="Normal"/>
+    <w:link w:val="Heading4Char"/>
     <w:uiPriority w:val="9"/>
     <w:semiHidden/>
     <w:unhideWhenUsed/>
@@ -519,11 +923,11 @@
       <w:color w:val="0F4761" w:themeColor="accent1" w:themeShade="BF"/>
     </w:rPr>
   </w:style>
-  <w:style w:type="paragraph" w:styleId="berschrift5">
+  <w:style w:type="paragraph" w:styleId="Heading5">
     <w:name w:val="heading 5"/>
-    <w:basedOn w:val="Standard"/>
-    <w:next w:val="Standard"/>
-    <w:link w:val="berschrift5Zchn"/>
+    <w:basedOn w:val="Normal"/>
+    <w:next w:val="Normal"/>
+    <w:link w:val="Heading5Char"/>
     <w:uiPriority w:val="9"/>
     <w:semiHidden/>
     <w:unhideWhenUsed/>
@@ -540,11 +944,11 @@
       <w:color w:val="0F4761" w:themeColor="accent1" w:themeShade="BF"/>
     </w:rPr>
   </w:style>
-  <w:style w:type="paragraph" w:styleId="berschrift6">
+  <w:style w:type="paragraph" w:styleId="Heading6">
     <w:name w:val="heading 6"/>
-    <w:basedOn w:val="Standard"/>
-    <w:next w:val="Standard"/>
-    <w:link w:val="berschrift6Zchn"/>
+    <w:basedOn w:val="Normal"/>
+    <w:next w:val="Normal"/>
+    <w:link w:val="Heading6Char"/>
     <w:uiPriority w:val="9"/>
     <w:semiHidden/>
     <w:unhideWhenUsed/>
@@ -563,11 +967,11 @@
       <w:color w:val="595959" w:themeColor="text1" w:themeTint="A6"/>
     </w:rPr>
   </w:style>
-  <w:style w:type="paragraph" w:styleId="berschrift7">
+  <w:style w:type="paragraph" w:styleId="Heading7">
     <w:name w:val="heading 7"/>
-    <w:basedOn w:val="Standard"/>
-    <w:next w:val="Standard"/>
-    <w:link w:val="berschrift7Zchn"/>
+    <w:basedOn w:val="Normal"/>
+    <w:next w:val="Normal"/>
+    <w:link w:val="Heading7Char"/>
     <w:uiPriority w:val="9"/>
     <w:semiHidden/>
     <w:unhideWhenUsed/>
@@ -584,11 +988,11 @@
       <w:color w:val="595959" w:themeColor="text1" w:themeTint="A6"/>
     </w:rPr>
   </w:style>
-  <w:style w:type="paragraph" w:styleId="berschrift8">
+  <w:style w:type="paragraph" w:styleId="Heading8">
     <w:name w:val="heading 8"/>
-    <w:basedOn w:val="Standard"/>
-    <w:next w:val="Standard"/>
-    <w:link w:val="berschrift8Zchn"/>
+    <w:basedOn w:val="Normal"/>
+    <w:next w:val="Normal"/>
+    <w:link w:val="Heading8Char"/>
     <w:uiPriority w:val="9"/>
     <w:semiHidden/>
     <w:unhideWhenUsed/>
@@ -607,11 +1011,11 @@
       <w:color w:val="272727" w:themeColor="text1" w:themeTint="D8"/>
     </w:rPr>
   </w:style>
-  <w:style w:type="paragraph" w:styleId="berschrift9">
+  <w:style w:type="paragraph" w:styleId="Heading9">
     <w:name w:val="heading 9"/>
-    <w:basedOn w:val="Standard"/>
-    <w:next w:val="Standard"/>
-    <w:link w:val="berschrift9Zchn"/>
+    <w:basedOn w:val="Normal"/>
+    <w:next w:val="Normal"/>
+    <w:link w:val="Heading9Char"/>
     <w:uiPriority w:val="9"/>
     <w:semiHidden/>
     <w:unhideWhenUsed/>
@@ -628,13 +1032,13 @@
       <w:color w:val="272727" w:themeColor="text1" w:themeTint="D8"/>
     </w:rPr>
   </w:style>
-  <w:style w:type="character" w:default="1" w:styleId="Absatz-Standardschriftart">
+  <w:style w:type="character" w:default="1" w:styleId="DefaultParagraphFont">
     <w:name w:val="Default Paragraph Font"/>
     <w:uiPriority w:val="1"/>
     <w:semiHidden/>
     <w:unhideWhenUsed/>
   </w:style>
-  <w:style w:type="table" w:default="1" w:styleId="NormaleTabelle">
+  <w:style w:type="table" w:default="1" w:styleId="TableNormal">
     <w:name w:val="Normal Table"/>
     <w:uiPriority w:val="99"/>
     <w:semiHidden/>
@@ -649,16 +1053,16 @@
       </w:tblCellMar>
     </w:tblPr>
   </w:style>
-  <w:style w:type="numbering" w:default="1" w:styleId="KeineListe">
+  <w:style w:type="numbering" w:default="1" w:styleId="NoList">
     <w:name w:val="No List"/>
     <w:uiPriority w:val="99"/>
     <w:semiHidden/>
     <w:unhideWhenUsed/>
   </w:style>
-  <w:style w:type="character" w:customStyle="1" w:styleId="berschrift1Zchn">
-    <w:name w:val="Überschrift 1 Zchn"/>
-    <w:basedOn w:val="Absatz-Standardschriftart"/>
-    <w:link w:val="berschrift1"/>
+  <w:style w:type="character" w:customStyle="1" w:styleId="Heading1Char">
+    <w:name w:val="Heading 1 Char"/>
+    <w:basedOn w:val="DefaultParagraphFont"/>
+    <w:link w:val="Heading1"/>
     <w:uiPriority w:val="9"/>
     <w:rsid w:val="00DF6C0D"/>
     <w:rPr>
@@ -668,10 +1072,10 @@
       <w:szCs w:val="36"/>
     </w:rPr>
   </w:style>
-  <w:style w:type="character" w:customStyle="1" w:styleId="berschrift2Zchn">
-    <w:name w:val="Überschrift 2 Zchn"/>
-    <w:basedOn w:val="Absatz-Standardschriftart"/>
-    <w:link w:val="berschrift2"/>
+  <w:style w:type="character" w:customStyle="1" w:styleId="Heading2Char">
+    <w:name w:val="Heading 2 Char"/>
+    <w:basedOn w:val="DefaultParagraphFont"/>
+    <w:link w:val="Heading2"/>
     <w:uiPriority w:val="9"/>
     <w:semiHidden/>
     <w:rsid w:val="00DF6C0D"/>
@@ -682,10 +1086,10 @@
       <w:szCs w:val="29"/>
     </w:rPr>
   </w:style>
-  <w:style w:type="character" w:customStyle="1" w:styleId="berschrift3Zchn">
-    <w:name w:val="Überschrift 3 Zchn"/>
-    <w:basedOn w:val="Absatz-Standardschriftart"/>
-    <w:link w:val="berschrift3"/>
+  <w:style w:type="character" w:customStyle="1" w:styleId="Heading3Char">
+    <w:name w:val="Heading 3 Char"/>
+    <w:basedOn w:val="DefaultParagraphFont"/>
+    <w:link w:val="Heading3"/>
     <w:uiPriority w:val="9"/>
     <w:semiHidden/>
     <w:rsid w:val="00DF6C0D"/>
@@ -696,10 +1100,10 @@
       <w:szCs w:val="25"/>
     </w:rPr>
   </w:style>
-  <w:style w:type="character" w:customStyle="1" w:styleId="berschrift4Zchn">
-    <w:name w:val="Überschrift 4 Zchn"/>
-    <w:basedOn w:val="Absatz-Standardschriftart"/>
-    <w:link w:val="berschrift4"/>
+  <w:style w:type="character" w:customStyle="1" w:styleId="Heading4Char">
+    <w:name w:val="Heading 4 Char"/>
+    <w:basedOn w:val="DefaultParagraphFont"/>
+    <w:link w:val="Heading4"/>
     <w:uiPriority w:val="9"/>
     <w:semiHidden/>
     <w:rsid w:val="00DF6C0D"/>
@@ -710,10 +1114,10 @@
       <w:color w:val="0F4761" w:themeColor="accent1" w:themeShade="BF"/>
     </w:rPr>
   </w:style>
-  <w:style w:type="character" w:customStyle="1" w:styleId="berschrift5Zchn">
-    <w:name w:val="Überschrift 5 Zchn"/>
-    <w:basedOn w:val="Absatz-Standardschriftart"/>
-    <w:link w:val="berschrift5"/>
+  <w:style w:type="character" w:customStyle="1" w:styleId="Heading5Char">
+    <w:name w:val="Heading 5 Char"/>
+    <w:basedOn w:val="DefaultParagraphFont"/>
+    <w:link w:val="Heading5"/>
     <w:uiPriority w:val="9"/>
     <w:semiHidden/>
     <w:rsid w:val="00DF6C0D"/>
@@ -722,10 +1126,10 @@
       <w:color w:val="0F4761" w:themeColor="accent1" w:themeShade="BF"/>
     </w:rPr>
   </w:style>
-  <w:style w:type="character" w:customStyle="1" w:styleId="berschrift6Zchn">
-    <w:name w:val="Überschrift 6 Zchn"/>
-    <w:basedOn w:val="Absatz-Standardschriftart"/>
-    <w:link w:val="berschrift6"/>
+  <w:style w:type="character" w:customStyle="1" w:styleId="Heading6Char">
+    <w:name w:val="Heading 6 Char"/>
+    <w:basedOn w:val="DefaultParagraphFont"/>
+    <w:link w:val="Heading6"/>
     <w:uiPriority w:val="9"/>
     <w:semiHidden/>
     <w:rsid w:val="00DF6C0D"/>
@@ -736,10 +1140,10 @@
       <w:color w:val="595959" w:themeColor="text1" w:themeTint="A6"/>
     </w:rPr>
   </w:style>
-  <w:style w:type="character" w:customStyle="1" w:styleId="berschrift7Zchn">
-    <w:name w:val="Überschrift 7 Zchn"/>
-    <w:basedOn w:val="Absatz-Standardschriftart"/>
-    <w:link w:val="berschrift7"/>
+  <w:style w:type="character" w:customStyle="1" w:styleId="Heading7Char">
+    <w:name w:val="Heading 7 Char"/>
+    <w:basedOn w:val="DefaultParagraphFont"/>
+    <w:link w:val="Heading7"/>
     <w:uiPriority w:val="9"/>
     <w:semiHidden/>
     <w:rsid w:val="00DF6C0D"/>
@@ -748,10 +1152,10 @@
       <w:color w:val="595959" w:themeColor="text1" w:themeTint="A6"/>
     </w:rPr>
   </w:style>
-  <w:style w:type="character" w:customStyle="1" w:styleId="berschrift8Zchn">
-    <w:name w:val="Überschrift 8 Zchn"/>
-    <w:basedOn w:val="Absatz-Standardschriftart"/>
-    <w:link w:val="berschrift8"/>
+  <w:style w:type="character" w:customStyle="1" w:styleId="Heading8Char">
+    <w:name w:val="Heading 8 Char"/>
+    <w:basedOn w:val="DefaultParagraphFont"/>
+    <w:link w:val="Heading8"/>
     <w:uiPriority w:val="9"/>
     <w:semiHidden/>
     <w:rsid w:val="00DF6C0D"/>
@@ -762,10 +1166,10 @@
       <w:color w:val="272727" w:themeColor="text1" w:themeTint="D8"/>
     </w:rPr>
   </w:style>
-  <w:style w:type="character" w:customStyle="1" w:styleId="berschrift9Zchn">
-    <w:name w:val="Überschrift 9 Zchn"/>
-    <w:basedOn w:val="Absatz-Standardschriftart"/>
-    <w:link w:val="berschrift9"/>
+  <w:style w:type="character" w:customStyle="1" w:styleId="Heading9Char">
+    <w:name w:val="Heading 9 Char"/>
+    <w:basedOn w:val="DefaultParagraphFont"/>
+    <w:link w:val="Heading9"/>
     <w:uiPriority w:val="9"/>
     <w:semiHidden/>
     <w:rsid w:val="00DF6C0D"/>
@@ -774,11 +1178,11 @@
       <w:color w:val="272727" w:themeColor="text1" w:themeTint="D8"/>
     </w:rPr>
   </w:style>
-  <w:style w:type="paragraph" w:styleId="Titel">
+  <w:style w:type="paragraph" w:styleId="Title">
     <w:name w:val="Title"/>
-    <w:basedOn w:val="Standard"/>
-    <w:next w:val="Standard"/>
-    <w:link w:val="TitelZchn"/>
+    <w:basedOn w:val="Normal"/>
+    <w:next w:val="Normal"/>
+    <w:link w:val="TitleChar"/>
     <w:uiPriority w:val="10"/>
     <w:qFormat/>
     <w:rsid w:val="00DF6C0D"/>
@@ -794,10 +1198,10 @@
       <w:szCs w:val="50"/>
     </w:rPr>
   </w:style>
-  <w:style w:type="character" w:customStyle="1" w:styleId="TitelZchn">
-    <w:name w:val="Titel Zchn"/>
-    <w:basedOn w:val="Absatz-Standardschriftart"/>
-    <w:link w:val="Titel"/>
+  <w:style w:type="character" w:customStyle="1" w:styleId="TitleChar">
+    <w:name w:val="Title Char"/>
+    <w:basedOn w:val="DefaultParagraphFont"/>
+    <w:link w:val="Title"/>
     <w:uiPriority w:val="10"/>
     <w:rsid w:val="00DF6C0D"/>
     <w:rPr>
@@ -808,11 +1212,11 @@
       <w:szCs w:val="50"/>
     </w:rPr>
   </w:style>
-  <w:style w:type="paragraph" w:styleId="Untertitel">
+  <w:style w:type="paragraph" w:styleId="Subtitle">
     <w:name w:val="Subtitle"/>
-    <w:basedOn w:val="Standard"/>
-    <w:next w:val="Standard"/>
-    <w:link w:val="UntertitelZchn"/>
+    <w:basedOn w:val="Normal"/>
+    <w:next w:val="Normal"/>
+    <w:link w:val="SubtitleChar"/>
     <w:uiPriority w:val="11"/>
     <w:qFormat/>
     <w:rsid w:val="00DF6C0D"/>
@@ -829,10 +1233,10 @@
       <w:szCs w:val="25"/>
     </w:rPr>
   </w:style>
-  <w:style w:type="character" w:customStyle="1" w:styleId="UntertitelZchn">
-    <w:name w:val="Untertitel Zchn"/>
-    <w:basedOn w:val="Absatz-Standardschriftart"/>
-    <w:link w:val="Untertitel"/>
+  <w:style w:type="character" w:customStyle="1" w:styleId="SubtitleChar">
+    <w:name w:val="Subtitle Char"/>
+    <w:basedOn w:val="DefaultParagraphFont"/>
+    <w:link w:val="Subtitle"/>
     <w:uiPriority w:val="11"/>
     <w:rsid w:val="00DF6C0D"/>
     <w:rPr>
@@ -843,11 +1247,11 @@
       <w:szCs w:val="25"/>
     </w:rPr>
   </w:style>
-  <w:style w:type="paragraph" w:styleId="Zitat">
+  <w:style w:type="paragraph" w:styleId="Quote">
     <w:name w:val="Quote"/>
-    <w:basedOn w:val="Standard"/>
-    <w:next w:val="Standard"/>
-    <w:link w:val="ZitatZchn"/>
+    <w:basedOn w:val="Normal"/>
+    <w:next w:val="Normal"/>
+    <w:link w:val="QuoteChar"/>
     <w:uiPriority w:val="29"/>
     <w:qFormat/>
     <w:rsid w:val="00DF6C0D"/>
@@ -861,10 +1265,10 @@
       <w:color w:val="404040" w:themeColor="text1" w:themeTint="BF"/>
     </w:rPr>
   </w:style>
-  <w:style w:type="character" w:customStyle="1" w:styleId="ZitatZchn">
-    <w:name w:val="Zitat Zchn"/>
-    <w:basedOn w:val="Absatz-Standardschriftart"/>
-    <w:link w:val="Zitat"/>
+  <w:style w:type="character" w:customStyle="1" w:styleId="QuoteChar">
+    <w:name w:val="Quote Char"/>
+    <w:basedOn w:val="DefaultParagraphFont"/>
+    <w:link w:val="Quote"/>
     <w:uiPriority w:val="29"/>
     <w:rsid w:val="00DF6C0D"/>
     <w:rPr>
@@ -873,9 +1277,9 @@
       <w:color w:val="404040" w:themeColor="text1" w:themeTint="BF"/>
     </w:rPr>
   </w:style>
-  <w:style w:type="paragraph" w:styleId="Listenabsatz">
+  <w:style w:type="paragraph" w:styleId="ListParagraph">
     <w:name w:val="List Paragraph"/>
-    <w:basedOn w:val="Standard"/>
+    <w:basedOn w:val="Normal"/>
     <w:uiPriority w:val="34"/>
     <w:qFormat/>
     <w:rsid w:val="00DF6C0D"/>
@@ -884,9 +1288,9 @@
       <w:contextualSpacing/>
     </w:pPr>
   </w:style>
-  <w:style w:type="character" w:styleId="IntensiveHervorhebung">
+  <w:style w:type="character" w:styleId="IntenseEmphasis">
     <w:name w:val="Intense Emphasis"/>
-    <w:basedOn w:val="Absatz-Standardschriftart"/>
+    <w:basedOn w:val="DefaultParagraphFont"/>
     <w:uiPriority w:val="21"/>
     <w:qFormat/>
     <w:rsid w:val="00DF6C0D"/>
@@ -896,11 +1300,11 @@
       <w:color w:val="0F4761" w:themeColor="accent1" w:themeShade="BF"/>
     </w:rPr>
   </w:style>
-  <w:style w:type="paragraph" w:styleId="IntensivesZitat">
+  <w:style w:type="paragraph" w:styleId="IntenseQuote">
     <w:name w:val="Intense Quote"/>
-    <w:basedOn w:val="Standard"/>
-    <w:next w:val="Standard"/>
-    <w:link w:val="IntensivesZitatZchn"/>
+    <w:basedOn w:val="Normal"/>
+    <w:next w:val="Normal"/>
+    <w:link w:val="IntenseQuoteChar"/>
     <w:uiPriority w:val="30"/>
     <w:qFormat/>
     <w:rsid w:val="00DF6C0D"/>
@@ -919,10 +1323,10 @@
       <w:color w:val="0F4761" w:themeColor="accent1" w:themeShade="BF"/>
     </w:rPr>
   </w:style>
-  <w:style w:type="character" w:customStyle="1" w:styleId="IntensivesZitatZchn">
-    <w:name w:val="Intensives Zitat Zchn"/>
-    <w:basedOn w:val="Absatz-Standardschriftart"/>
-    <w:link w:val="IntensivesZitat"/>
+  <w:style w:type="character" w:customStyle="1" w:styleId="IntenseQuoteChar">
+    <w:name w:val="Intense Quote Char"/>
+    <w:basedOn w:val="DefaultParagraphFont"/>
+    <w:link w:val="IntenseQuote"/>
     <w:uiPriority w:val="30"/>
     <w:rsid w:val="00DF6C0D"/>
     <w:rPr>
@@ -931,9 +1335,9 @@
       <w:color w:val="0F4761" w:themeColor="accent1" w:themeShade="BF"/>
     </w:rPr>
   </w:style>
-  <w:style w:type="character" w:styleId="IntensiverVerweis">
+  <w:style w:type="character" w:styleId="IntenseReference">
     <w:name w:val="Intense Reference"/>
-    <w:basedOn w:val="Absatz-Standardschriftart"/>
+    <w:basedOn w:val="DefaultParagraphFont"/>
     <w:uiPriority w:val="32"/>
     <w:qFormat/>
     <w:rsid w:val="00DF6C0D"/>
@@ -943,6 +1347,29 @@
       <w:smallCaps/>
       <w:color w:val="0F4761" w:themeColor="accent1" w:themeShade="BF"/>
       <w:spacing w:val="5"/>
+    </w:rPr>
+  </w:style>
+  <w:style w:type="character" w:styleId="Hyperlink">
+    <w:name w:val="Hyperlink"/>
+    <w:basedOn w:val="DefaultParagraphFont"/>
+    <w:uiPriority w:val="99"/>
+    <w:unhideWhenUsed/>
+    <w:rsid w:val="006953A2"/>
+    <w:rPr>
+      <w:color w:val="467886" w:themeColor="hyperlink"/>
+      <w:u w:val="single"/>
+    </w:rPr>
+  </w:style>
+  <w:style w:type="character" w:styleId="UnresolvedMention">
+    <w:name w:val="Unresolved Mention"/>
+    <w:basedOn w:val="DefaultParagraphFont"/>
+    <w:uiPriority w:val="99"/>
+    <w:semiHidden/>
+    <w:unhideWhenUsed/>
+    <w:rsid w:val="006953A2"/>
+    <w:rPr>
+      <w:color w:val="605E5C"/>
+      <w:shd w:val="clear" w:color="auto" w:fill="E1DFDD"/>
     </w:rPr>
   </w:style>
 </w:styles>
